--- a/mon/toan/khbd/lop10/KHBD_TOAN10_Bai9_TichVectoVoiMotSo_T30-31_HoaNhap.docx
+++ b/mon/toan/khbd/lop10/KHBD_TOAN10_Bai9_TichVectoVoiMotSo_T30-31_HoaNhap.docx
@@ -1989,7 +1989,7 @@
                 <w:rFonts w:ascii="Times New Roman" w:hAnsi="Times New Roman" w:eastAsia="Times New Roman" w:cs="Times New Roman"/>
                 <w:sz w:val="24"/>
               </w:rPr>
-              <w:t>5</w:t>
+              <w:t>7</w:t>
             </w:r>
           </w:p>
         </w:tc>
@@ -2041,7 +2041,7 @@
                 <w:rFonts w:ascii="Times New Roman" w:hAnsi="Times New Roman" w:eastAsia="Times New Roman" w:cs="Times New Roman"/>
                 <w:sz w:val="24"/>
               </w:rPr>
-              <w:t>25</w:t>
+              <w:t>23</w:t>
             </w:r>
           </w:p>
         </w:tc>
@@ -2400,7 +2400,7 @@
           <w:b/>
           <w:sz w:val="24"/>
         </w:rPr>
-        <w:t>1. Hoạt động 1: Mở đầu (5 phút)</w:t>
+        <w:t>1. Hoạt động 1: Mở đầu (7 phút)</w:t>
       </w:r>
     </w:p>
     <w:p>
@@ -2450,317 +2450,14 @@
           <w:b/>
           <w:sz w:val="24"/>
         </w:rPr>
-        <w:t>SGK tr.55.</w:t>
-      </w:r>
-      <w:r>
-        <w:rPr>
-          <w:rFonts w:ascii="Times New Roman" w:hAnsi="Times New Roman" w:eastAsia="Times New Roman" w:cs="Times New Roman"/>
-          <w:sz w:val="24"/>
-        </w:rPr>
-        <w:t xml:space="preserve"> Với mỗi cặp vật đặt trên hai đầu của một thanh đòn </w:t>
-      </w:r>
-      <m:oMath>
-        <m:r>
-          <m:t>AB</m:t>
-        </m:r>
-      </m:oMath>
-      <w:r>
-        <w:rPr>
-          <w:rFonts w:ascii="Times New Roman" w:hAnsi="Times New Roman" w:eastAsia="Times New Roman" w:cs="Times New Roman"/>
-          <w:sz w:val="24"/>
-        </w:rPr>
-        <w:t xml:space="preserve">, luôn có duy nhất một điểm </w:t>
-      </w:r>
-      <m:oMath>
-        <m:r>
-          <m:t>M</m:t>
-        </m:r>
-      </m:oMath>
-      <w:r>
-        <w:rPr>
-          <w:rFonts w:ascii="Times New Roman" w:hAnsi="Times New Roman" w:eastAsia="Times New Roman" w:cs="Times New Roman"/>
-          <w:sz w:val="24"/>
-        </w:rPr>
-        <w:t xml:space="preserve"> thuộc </w:t>
-      </w:r>
-      <m:oMath>
-        <m:r>
-          <m:t>AB</m:t>
-        </m:r>
-      </m:oMath>
-      <w:r>
-        <w:rPr>
-          <w:rFonts w:ascii="Times New Roman" w:hAnsi="Times New Roman" w:eastAsia="Times New Roman" w:cs="Times New Roman"/>
-          <w:sz w:val="24"/>
-        </w:rPr>
-        <w:t xml:space="preserve"> để nếu đặt trụ đỡ tại </w:t>
-      </w:r>
-      <m:oMath>
-        <m:r>
-          <m:t>M</m:t>
-        </m:r>
-      </m:oMath>
-      <w:r>
-        <w:rPr>
-          <w:rFonts w:ascii="Times New Roman" w:hAnsi="Times New Roman" w:eastAsia="Times New Roman" w:cs="Times New Roman"/>
-          <w:sz w:val="24"/>
-        </w:rPr>
-        <w:t xml:space="preserve"> thì thanh đòn ở trạng thái cân bằng (H.4.20). Điều trên còn đúng trong những trường hợp tổng quát hơn, chẳng hạn, thanh đòn được thay bởi một tấm ván hình đa giác </w:t>
-      </w:r>
-      <m:oMath>
-        <m:r>
-          <m:t>n</m:t>
-        </m:r>
-      </m:oMath>
-      <w:r>
-        <w:rPr>
-          <w:rFonts w:ascii="Times New Roman" w:hAnsi="Times New Roman" w:eastAsia="Times New Roman" w:cs="Times New Roman"/>
-          <w:sz w:val="24"/>
-        </w:rPr>
-        <w:t xml:space="preserve"> đỉnh </w:t>
-      </w:r>
-      <m:oMath>
-        <m:sSub>
-          <m:e>
-            <m:r>
-              <m:t>A</m:t>
-            </m:r>
-          </m:e>
-          <m:sub>
-            <m:r>
-              <m:t>1</m:t>
-            </m:r>
-          </m:sub>
-        </m:sSub>
-      </m:oMath>
-      <w:r>
-        <w:rPr>
-          <w:rFonts w:ascii="Times New Roman" w:hAnsi="Times New Roman" w:eastAsia="Times New Roman" w:cs="Times New Roman"/>
-          <w:sz w:val="24"/>
-        </w:rPr>
-        <w:t xml:space="preserve">, </w:t>
-      </w:r>
-      <m:oMath>
-        <m:sSub>
-          <m:e>
-            <m:r>
-              <m:t>A</m:t>
-            </m:r>
-          </m:e>
-          <m:sub>
-            <m:r>
-              <m:t>2</m:t>
-            </m:r>
-          </m:sub>
-        </m:sSub>
-      </m:oMath>
-      <w:r>
-        <w:rPr>
-          <w:rFonts w:ascii="Times New Roman" w:hAnsi="Times New Roman" w:eastAsia="Times New Roman" w:cs="Times New Roman"/>
-          <w:sz w:val="24"/>
-        </w:rPr>
-        <w:t xml:space="preserve">, …, </w:t>
-      </w:r>
-      <m:oMath>
-        <m:sSub>
-          <m:e>
-            <m:r>
-              <m:t>A</m:t>
-            </m:r>
-          </m:e>
-          <m:sub>
-            <m:r>
-              <m:t>n</m:t>
-            </m:r>
-          </m:sub>
-        </m:sSub>
-      </m:oMath>
-      <w:r>
-        <w:rPr>
-          <w:rFonts w:ascii="Times New Roman" w:hAnsi="Times New Roman" w:eastAsia="Times New Roman" w:cs="Times New Roman"/>
-          <w:sz w:val="24"/>
-        </w:rPr>
-        <w:t xml:space="preserve">, tại mỗi đỉnh </w:t>
-      </w:r>
-      <m:oMath>
-        <m:sSub>
-          <m:e>
-            <m:r>
-              <m:t>A</m:t>
-            </m:r>
-          </m:e>
-          <m:sub>
-            <m:r>
-              <m:t>i</m:t>
-            </m:r>
-          </m:sub>
-        </m:sSub>
-      </m:oMath>
-      <w:r>
-        <w:rPr>
-          <w:rFonts w:ascii="Times New Roman" w:hAnsi="Times New Roman" w:eastAsia="Times New Roman" w:cs="Times New Roman"/>
-          <w:sz w:val="24"/>
-        </w:rPr>
-        <w:t xml:space="preserve"> có đặt một vật nặng </w:t>
-      </w:r>
-      <m:oMath>
-        <m:sSub>
-          <m:e>
-            <m:r>
-              <m:t>m</m:t>
-            </m:r>
-          </m:e>
-          <m:sub>
-            <m:r>
-              <m:t>i</m:t>
-            </m:r>
-          </m:sub>
-        </m:sSub>
-      </m:oMath>
-      <w:r>
-        <w:rPr>
-          <w:rFonts w:ascii="Times New Roman" w:hAnsi="Times New Roman" w:eastAsia="Times New Roman" w:cs="Times New Roman"/>
-          <w:sz w:val="24"/>
-        </w:rPr>
-        <w:t xml:space="preserve"> (kg). Ở đây, ta coi thanh đòn, tấm ván là không có trọng lượng. Trong Vật lí, điểm </w:t>
-      </w:r>
-      <m:oMath>
-        <m:r>
-          <m:t>M</m:t>
-        </m:r>
-      </m:oMath>
-      <w:r>
-        <w:rPr>
-          <w:rFonts w:ascii="Times New Roman" w:hAnsi="Times New Roman" w:eastAsia="Times New Roman" w:cs="Times New Roman"/>
-          <w:sz w:val="24"/>
-        </w:rPr>
-        <w:t xml:space="preserve"> như trên được gọi là điểm khối tâm của hệ chất điểm </w:t>
-      </w:r>
-      <m:oMath>
-        <m:sSub>
-          <m:e>
-            <m:r>
-              <m:t>A</m:t>
-            </m:r>
-          </m:e>
-          <m:sub>
-            <m:r>
-              <m:t>1</m:t>
-            </m:r>
-          </m:sub>
-        </m:sSub>
-      </m:oMath>
-      <w:r>
-        <w:rPr>
-          <w:rFonts w:ascii="Times New Roman" w:hAnsi="Times New Roman" w:eastAsia="Times New Roman" w:cs="Times New Roman"/>
-          <w:sz w:val="24"/>
-        </w:rPr>
-        <w:t xml:space="preserve">, </w:t>
-      </w:r>
-      <m:oMath>
-        <m:sSub>
-          <m:e>
-            <m:r>
-              <m:t>A</m:t>
-            </m:r>
-          </m:e>
-          <m:sub>
-            <m:r>
-              <m:t>2</m:t>
-            </m:r>
-          </m:sub>
-        </m:sSub>
-      </m:oMath>
-      <w:r>
-        <w:rPr>
-          <w:rFonts w:ascii="Times New Roman" w:hAnsi="Times New Roman" w:eastAsia="Times New Roman" w:cs="Times New Roman"/>
-          <w:sz w:val="24"/>
-        </w:rPr>
-        <w:t xml:space="preserve">, …, </w:t>
-      </w:r>
-      <m:oMath>
-        <m:sSub>
-          <m:e>
-            <m:r>
-              <m:t>A</m:t>
-            </m:r>
-          </m:e>
-          <m:sub>
-            <m:r>
-              <m:t>n</m:t>
-            </m:r>
-          </m:sub>
-        </m:sSub>
-      </m:oMath>
-      <w:r>
-        <w:rPr>
-          <w:rFonts w:ascii="Times New Roman" w:hAnsi="Times New Roman" w:eastAsia="Times New Roman" w:cs="Times New Roman"/>
-          <w:sz w:val="24"/>
-        </w:rPr>
-        <w:t xml:space="preserve"> ứng với các khối lượng </w:t>
-      </w:r>
-      <m:oMath>
-        <m:sSub>
-          <m:e>
-            <m:r>
-              <m:t>m</m:t>
-            </m:r>
-          </m:e>
-          <m:sub>
-            <m:r>
-              <m:t>1</m:t>
-            </m:r>
-          </m:sub>
-        </m:sSub>
-      </m:oMath>
-      <w:r>
-        <w:rPr>
-          <w:rFonts w:ascii="Times New Roman" w:hAnsi="Times New Roman" w:eastAsia="Times New Roman" w:cs="Times New Roman"/>
-          <w:sz w:val="24"/>
-        </w:rPr>
-        <w:t xml:space="preserve">, </w:t>
-      </w:r>
-      <m:oMath>
-        <m:sSub>
-          <m:e>
-            <m:r>
-              <m:t>m</m:t>
-            </m:r>
-          </m:e>
-          <m:sub>
-            <m:r>
-              <m:t>2</m:t>
-            </m:r>
-          </m:sub>
-        </m:sSub>
-      </m:oMath>
-      <w:r>
-        <w:rPr>
-          <w:rFonts w:ascii="Times New Roman" w:hAnsi="Times New Roman" w:eastAsia="Times New Roman" w:cs="Times New Roman"/>
-          <w:sz w:val="24"/>
-        </w:rPr>
-        <w:t xml:space="preserve">, …, </w:t>
-      </w:r>
-      <m:oMath>
-        <m:sSub>
-          <m:e>
-            <m:r>
-              <m:t>m</m:t>
-            </m:r>
-          </m:e>
-          <m:sub>
-            <m:r>
-              <m:t>n</m:t>
-            </m:r>
-          </m:sub>
-        </m:sSub>
-      </m:oMath>
-      <w:r>
-        <w:rPr>
-          <w:rFonts w:ascii="Times New Roman" w:hAnsi="Times New Roman" w:eastAsia="Times New Roman" w:cs="Times New Roman"/>
-          <w:sz w:val="24"/>
-        </w:rPr>
-        <w:t xml:space="preserve"> (kg). Qua bài học này, ta sẽ thấy Hình học cho phép xác định vị trí điểm khối tâm của một hệ chất điểm.</w:t>
+        <w:t>Video mở đầu</w:t>
+      </w:r>
+      <w:r>
+        <w:rPr>
+          <w:rFonts w:ascii="Times New Roman" w:hAnsi="Times New Roman" w:eastAsia="Times New Roman" w:cs="Times New Roman"/>
+          <w:sz w:val="24"/>
+        </w:rPr>
+        <w:t xml:space="preserve"> (1 phút 03 giây; ảnh thật, lồng tiếng và phụ đề tiếng Việt – phù hợp cả lớp có HS khiếm thính): https://trangtu66.github.io/Taode_thi_online/mon/toan/video/lop10/VIDEO_MoDau_TOAN10_Bai9_TichVectoVoiMotSo.mp4. GV chiếu đầu tiết (bản Full HD trên máy: thư mục KHBD_TOAN10); HS quét mã QR để xem lại. Video chỉ nêu tình huống, câu hỏi – không nói đáp án.</w:t>
       </w:r>
     </w:p>
     <w:p>
@@ -2771,8 +2468,372 @@
       <w:r>
         <w:drawing>
           <wp:inline xmlns:a="http://schemas.openxmlformats.org/drawingml/2006/main" xmlns:pic="http://schemas.openxmlformats.org/drawingml/2006/picture">
+            <wp:extent cx="936000" cy="936000"/>
+            <wp:docPr id="2" name="Picture 2"/>
+            <wp:cNvGraphicFramePr>
+              <a:graphicFrameLocks noChangeAspect="1"/>
+            </wp:cNvGraphicFramePr>
+            <a:graphic>
+              <a:graphicData uri="http://schemas.openxmlformats.org/drawingml/2006/picture">
+                <pic:pic>
+                  <pic:nvPicPr>
+                    <pic:cNvPr id="0" name="QR_VideoMoDau_bai9.png"/>
+                    <pic:cNvPicPr/>
+                  </pic:nvPicPr>
+                  <pic:blipFill>
+                    <a:blip r:embed="rId12"/>
+                    <a:stretch>
+                      <a:fillRect/>
+                    </a:stretch>
+                  </pic:blipFill>
+                  <pic:spPr>
+                    <a:xfrm>
+                      <a:off x="0" y="0"/>
+                      <a:ext cx="936000" cy="936000"/>
+                    </a:xfrm>
+                    <a:prstGeom prst="rect"/>
+                  </pic:spPr>
+                </pic:pic>
+              </a:graphicData>
+            </a:graphic>
+          </wp:inline>
+        </w:drawing>
+      </w:r>
+    </w:p>
+    <w:p>
+      <w:pPr>
+        <w:spacing w:before="0" w:after="60" w:line="264" w:lineRule="auto"/>
+        <w:jc w:val="both"/>
+      </w:pPr>
+      <w:r>
+        <w:rPr>
+          <w:rFonts w:ascii="Times New Roman" w:hAnsi="Times New Roman" w:eastAsia="Times New Roman" w:cs="Times New Roman"/>
+          <w:b/>
+          <w:sz w:val="24"/>
+        </w:rPr>
+        <w:t>SGK tr.55.</w:t>
+      </w:r>
+      <w:r>
+        <w:rPr>
+          <w:rFonts w:ascii="Times New Roman" w:hAnsi="Times New Roman" w:eastAsia="Times New Roman" w:cs="Times New Roman"/>
+          <w:sz w:val="24"/>
+        </w:rPr>
+        <w:t xml:space="preserve"> Với mỗi cặp vật đặt trên hai đầu của một thanh đòn </w:t>
+      </w:r>
+      <m:oMath>
+        <m:r>
+          <m:t>AB</m:t>
+        </m:r>
+      </m:oMath>
+      <w:r>
+        <w:rPr>
+          <w:rFonts w:ascii="Times New Roman" w:hAnsi="Times New Roman" w:eastAsia="Times New Roman" w:cs="Times New Roman"/>
+          <w:sz w:val="24"/>
+        </w:rPr>
+        <w:t xml:space="preserve">, luôn có duy nhất một điểm </w:t>
+      </w:r>
+      <m:oMath>
+        <m:r>
+          <m:t>M</m:t>
+        </m:r>
+      </m:oMath>
+      <w:r>
+        <w:rPr>
+          <w:rFonts w:ascii="Times New Roman" w:hAnsi="Times New Roman" w:eastAsia="Times New Roman" w:cs="Times New Roman"/>
+          <w:sz w:val="24"/>
+        </w:rPr>
+        <w:t xml:space="preserve"> thuộc </w:t>
+      </w:r>
+      <m:oMath>
+        <m:r>
+          <m:t>AB</m:t>
+        </m:r>
+      </m:oMath>
+      <w:r>
+        <w:rPr>
+          <w:rFonts w:ascii="Times New Roman" w:hAnsi="Times New Roman" w:eastAsia="Times New Roman" w:cs="Times New Roman"/>
+          <w:sz w:val="24"/>
+        </w:rPr>
+        <w:t xml:space="preserve"> để nếu đặt trụ đỡ tại </w:t>
+      </w:r>
+      <m:oMath>
+        <m:r>
+          <m:t>M</m:t>
+        </m:r>
+      </m:oMath>
+      <w:r>
+        <w:rPr>
+          <w:rFonts w:ascii="Times New Roman" w:hAnsi="Times New Roman" w:eastAsia="Times New Roman" w:cs="Times New Roman"/>
+          <w:sz w:val="24"/>
+        </w:rPr>
+        <w:t xml:space="preserve"> thì thanh đòn ở trạng thái cân bằng (H.4.20). Điều trên còn đúng trong những trường hợp tổng quát hơn, chẳng hạn, thanh đòn được thay bởi một tấm ván hình đa giác </w:t>
+      </w:r>
+      <m:oMath>
+        <m:r>
+          <m:t>n</m:t>
+        </m:r>
+      </m:oMath>
+      <w:r>
+        <w:rPr>
+          <w:rFonts w:ascii="Times New Roman" w:hAnsi="Times New Roman" w:eastAsia="Times New Roman" w:cs="Times New Roman"/>
+          <w:sz w:val="24"/>
+        </w:rPr>
+        <w:t xml:space="preserve"> đỉnh </w:t>
+      </w:r>
+      <m:oMath>
+        <m:sSub>
+          <m:e>
+            <m:r>
+              <m:t>A</m:t>
+            </m:r>
+          </m:e>
+          <m:sub>
+            <m:r>
+              <m:t>1</m:t>
+            </m:r>
+          </m:sub>
+        </m:sSub>
+      </m:oMath>
+      <w:r>
+        <w:rPr>
+          <w:rFonts w:ascii="Times New Roman" w:hAnsi="Times New Roman" w:eastAsia="Times New Roman" w:cs="Times New Roman"/>
+          <w:sz w:val="24"/>
+        </w:rPr>
+        <w:t xml:space="preserve">, </w:t>
+      </w:r>
+      <m:oMath>
+        <m:sSub>
+          <m:e>
+            <m:r>
+              <m:t>A</m:t>
+            </m:r>
+          </m:e>
+          <m:sub>
+            <m:r>
+              <m:t>2</m:t>
+            </m:r>
+          </m:sub>
+        </m:sSub>
+      </m:oMath>
+      <w:r>
+        <w:rPr>
+          <w:rFonts w:ascii="Times New Roman" w:hAnsi="Times New Roman" w:eastAsia="Times New Roman" w:cs="Times New Roman"/>
+          <w:sz w:val="24"/>
+        </w:rPr>
+        <w:t xml:space="preserve">, …, </w:t>
+      </w:r>
+      <m:oMath>
+        <m:sSub>
+          <m:e>
+            <m:r>
+              <m:t>A</m:t>
+            </m:r>
+          </m:e>
+          <m:sub>
+            <m:r>
+              <m:t>n</m:t>
+            </m:r>
+          </m:sub>
+        </m:sSub>
+      </m:oMath>
+      <w:r>
+        <w:rPr>
+          <w:rFonts w:ascii="Times New Roman" w:hAnsi="Times New Roman" w:eastAsia="Times New Roman" w:cs="Times New Roman"/>
+          <w:sz w:val="24"/>
+        </w:rPr>
+        <w:t xml:space="preserve">, tại mỗi đỉnh </w:t>
+      </w:r>
+      <m:oMath>
+        <m:sSub>
+          <m:e>
+            <m:r>
+              <m:t>A</m:t>
+            </m:r>
+          </m:e>
+          <m:sub>
+            <m:r>
+              <m:t>i</m:t>
+            </m:r>
+          </m:sub>
+        </m:sSub>
+      </m:oMath>
+      <w:r>
+        <w:rPr>
+          <w:rFonts w:ascii="Times New Roman" w:hAnsi="Times New Roman" w:eastAsia="Times New Roman" w:cs="Times New Roman"/>
+          <w:sz w:val="24"/>
+        </w:rPr>
+        <w:t xml:space="preserve"> có đặt một vật nặng </w:t>
+      </w:r>
+      <m:oMath>
+        <m:sSub>
+          <m:e>
+            <m:r>
+              <m:t>m</m:t>
+            </m:r>
+          </m:e>
+          <m:sub>
+            <m:r>
+              <m:t>i</m:t>
+            </m:r>
+          </m:sub>
+        </m:sSub>
+      </m:oMath>
+      <w:r>
+        <w:rPr>
+          <w:rFonts w:ascii="Times New Roman" w:hAnsi="Times New Roman" w:eastAsia="Times New Roman" w:cs="Times New Roman"/>
+          <w:sz w:val="24"/>
+        </w:rPr>
+        <w:t xml:space="preserve"> (kg). Ở đây, ta coi thanh đòn, tấm ván là không có trọng lượng. Trong Vật lí, điểm </w:t>
+      </w:r>
+      <m:oMath>
+        <m:r>
+          <m:t>M</m:t>
+        </m:r>
+      </m:oMath>
+      <w:r>
+        <w:rPr>
+          <w:rFonts w:ascii="Times New Roman" w:hAnsi="Times New Roman" w:eastAsia="Times New Roman" w:cs="Times New Roman"/>
+          <w:sz w:val="24"/>
+        </w:rPr>
+        <w:t xml:space="preserve"> như trên được gọi là điểm khối tâm của hệ chất điểm </w:t>
+      </w:r>
+      <m:oMath>
+        <m:sSub>
+          <m:e>
+            <m:r>
+              <m:t>A</m:t>
+            </m:r>
+          </m:e>
+          <m:sub>
+            <m:r>
+              <m:t>1</m:t>
+            </m:r>
+          </m:sub>
+        </m:sSub>
+      </m:oMath>
+      <w:r>
+        <w:rPr>
+          <w:rFonts w:ascii="Times New Roman" w:hAnsi="Times New Roman" w:eastAsia="Times New Roman" w:cs="Times New Roman"/>
+          <w:sz w:val="24"/>
+        </w:rPr>
+        <w:t xml:space="preserve">, </w:t>
+      </w:r>
+      <m:oMath>
+        <m:sSub>
+          <m:e>
+            <m:r>
+              <m:t>A</m:t>
+            </m:r>
+          </m:e>
+          <m:sub>
+            <m:r>
+              <m:t>2</m:t>
+            </m:r>
+          </m:sub>
+        </m:sSub>
+      </m:oMath>
+      <w:r>
+        <w:rPr>
+          <w:rFonts w:ascii="Times New Roman" w:hAnsi="Times New Roman" w:eastAsia="Times New Roman" w:cs="Times New Roman"/>
+          <w:sz w:val="24"/>
+        </w:rPr>
+        <w:t xml:space="preserve">, …, </w:t>
+      </w:r>
+      <m:oMath>
+        <m:sSub>
+          <m:e>
+            <m:r>
+              <m:t>A</m:t>
+            </m:r>
+          </m:e>
+          <m:sub>
+            <m:r>
+              <m:t>n</m:t>
+            </m:r>
+          </m:sub>
+        </m:sSub>
+      </m:oMath>
+      <w:r>
+        <w:rPr>
+          <w:rFonts w:ascii="Times New Roman" w:hAnsi="Times New Roman" w:eastAsia="Times New Roman" w:cs="Times New Roman"/>
+          <w:sz w:val="24"/>
+        </w:rPr>
+        <w:t xml:space="preserve"> ứng với các khối lượng </w:t>
+      </w:r>
+      <m:oMath>
+        <m:sSub>
+          <m:e>
+            <m:r>
+              <m:t>m</m:t>
+            </m:r>
+          </m:e>
+          <m:sub>
+            <m:r>
+              <m:t>1</m:t>
+            </m:r>
+          </m:sub>
+        </m:sSub>
+      </m:oMath>
+      <w:r>
+        <w:rPr>
+          <w:rFonts w:ascii="Times New Roman" w:hAnsi="Times New Roman" w:eastAsia="Times New Roman" w:cs="Times New Roman"/>
+          <w:sz w:val="24"/>
+        </w:rPr>
+        <w:t xml:space="preserve">, </w:t>
+      </w:r>
+      <m:oMath>
+        <m:sSub>
+          <m:e>
+            <m:r>
+              <m:t>m</m:t>
+            </m:r>
+          </m:e>
+          <m:sub>
+            <m:r>
+              <m:t>2</m:t>
+            </m:r>
+          </m:sub>
+        </m:sSub>
+      </m:oMath>
+      <w:r>
+        <w:rPr>
+          <w:rFonts w:ascii="Times New Roman" w:hAnsi="Times New Roman" w:eastAsia="Times New Roman" w:cs="Times New Roman"/>
+          <w:sz w:val="24"/>
+        </w:rPr>
+        <w:t xml:space="preserve">, …, </w:t>
+      </w:r>
+      <m:oMath>
+        <m:sSub>
+          <m:e>
+            <m:r>
+              <m:t>m</m:t>
+            </m:r>
+          </m:e>
+          <m:sub>
+            <m:r>
+              <m:t>n</m:t>
+            </m:r>
+          </m:sub>
+        </m:sSub>
+      </m:oMath>
+      <w:r>
+        <w:rPr>
+          <w:rFonts w:ascii="Times New Roman" w:hAnsi="Times New Roman" w:eastAsia="Times New Roman" w:cs="Times New Roman"/>
+          <w:sz w:val="24"/>
+        </w:rPr>
+        <w:t xml:space="preserve"> (kg). Qua bài học này, ta sẽ thấy Hình học cho phép xác định vị trí điểm khối tâm của một hệ chất điểm.</w:t>
+      </w:r>
+    </w:p>
+    <w:p>
+      <w:pPr>
+        <w:spacing w:before="40" w:after="80" w:line="264" w:lineRule="auto"/>
+        <w:jc w:val="center"/>
+      </w:pPr>
+      <w:r>
+        <w:drawing>
+          <wp:inline xmlns:a="http://schemas.openxmlformats.org/drawingml/2006/main" xmlns:pic="http://schemas.openxmlformats.org/drawingml/2006/picture">
             <wp:extent cx="2880000" cy="946901"/>
-            <wp:docPr id="2" name="Picture 2"/>
+            <wp:docPr id="3" name="Picture 3"/>
             <wp:cNvGraphicFramePr>
               <a:graphicFrameLocks noChangeAspect="1"/>
             </wp:cNvGraphicFramePr>
@@ -2784,7 +2845,7 @@
                     <pic:cNvPicPr/>
                   </pic:nvPicPr>
                   <pic:blipFill>
-                    <a:blip r:embed="rId12"/>
+                    <a:blip r:embed="rId13"/>
                     <a:stretch>
                       <a:fillRect/>
                     </a:stretch>
@@ -2878,7 +2939,7 @@
           <w:rFonts w:ascii="Times New Roman" w:hAnsi="Times New Roman" w:eastAsia="Times New Roman" w:cs="Times New Roman"/>
           <w:sz w:val="24"/>
         </w:rPr>
-        <w:t xml:space="preserve"> GV chiếu Hình 4.20, hỏi: điểm </w:t>
+        <w:t xml:space="preserve"> GV chiếu video mở đầu (1 phút 03 giây). Sau video, GV chiếu Hình 4.20, hỏi: điểm </w:t>
       </w:r>
       <m:oMath>
         <m:r>
@@ -3044,7 +3105,7 @@
           <w:b/>
           <w:sz w:val="24"/>
         </w:rPr>
-        <w:t>2. Hoạt động 2: Hình thành kiến thức mới (57 phút)</w:t>
+        <w:t>2. Hoạt động 2: Hình thành kiến thức mới (55 phút)</w:t>
       </w:r>
     </w:p>
     <w:p>
@@ -3059,7 +3120,7 @@
           <w:b/>
           <w:sz w:val="24"/>
         </w:rPr>
-        <w:t>2.1. Tích của một vectơ với một số (25 phút)</w:t>
+        <w:t>2.1. Tích của một vectơ với một số (23 phút)</w:t>
       </w:r>
     </w:p>
     <w:p>
@@ -3472,7 +3533,7 @@
         <w:drawing>
           <wp:inline xmlns:a="http://schemas.openxmlformats.org/drawingml/2006/main" xmlns:pic="http://schemas.openxmlformats.org/drawingml/2006/picture">
             <wp:extent cx="1620000" cy="960309"/>
-            <wp:docPr id="3" name="Picture 3"/>
+            <wp:docPr id="4" name="Picture 4"/>
             <wp:cNvGraphicFramePr>
               <a:graphicFrameLocks noChangeAspect="1"/>
             </wp:cNvGraphicFramePr>
@@ -3484,7 +3545,7 @@
                     <pic:cNvPicPr/>
                   </pic:nvPicPr>
                   <pic:blipFill>
-                    <a:blip r:embed="rId13"/>
+                    <a:blip r:embed="rId14"/>
                     <a:stretch>
                       <a:fillRect/>
                     </a:stretch>
@@ -3818,7 +3879,7 @@
         <w:drawing>
           <wp:inline xmlns:a="http://schemas.openxmlformats.org/drawingml/2006/main" xmlns:pic="http://schemas.openxmlformats.org/drawingml/2006/picture">
             <wp:extent cx="2160000" cy="449231"/>
-            <wp:docPr id="4" name="Picture 4"/>
+            <wp:docPr id="5" name="Picture 5"/>
             <wp:cNvGraphicFramePr>
               <a:graphicFrameLocks noChangeAspect="1"/>
             </wp:cNvGraphicFramePr>
@@ -3830,7 +3891,7 @@
                     <pic:cNvPicPr/>
                   </pic:nvPicPr>
                   <pic:blipFill>
-                    <a:blip r:embed="rId14"/>
+                    <a:blip r:embed="rId15"/>
                     <a:stretch>
                       <a:fillRect/>
                     </a:stretch>
@@ -4008,7 +4069,7 @@
         <w:drawing>
           <wp:inline xmlns:a="http://schemas.openxmlformats.org/drawingml/2006/main" xmlns:pic="http://schemas.openxmlformats.org/drawingml/2006/picture">
             <wp:extent cx="1620000" cy="975393"/>
-            <wp:docPr id="5" name="Picture 5"/>
+            <wp:docPr id="6" name="Picture 6"/>
             <wp:cNvGraphicFramePr>
               <a:graphicFrameLocks noChangeAspect="1"/>
             </wp:cNvGraphicFramePr>
@@ -4020,7 +4081,7 @@
                     <pic:cNvPicPr/>
                   </pic:nvPicPr>
                   <pic:blipFill>
-                    <a:blip r:embed="rId15"/>
+                    <a:blip r:embed="rId16"/>
                     <a:stretch>
                       <a:fillRect/>
                     </a:stretch>
@@ -4275,7 +4336,7 @@
         <w:drawing>
           <wp:inline xmlns:a="http://schemas.openxmlformats.org/drawingml/2006/main" xmlns:pic="http://schemas.openxmlformats.org/drawingml/2006/picture">
             <wp:extent cx="1620000" cy="1103143"/>
-            <wp:docPr id="6" name="Picture 6"/>
+            <wp:docPr id="7" name="Picture 7"/>
             <wp:cNvGraphicFramePr>
               <a:graphicFrameLocks noChangeAspect="1"/>
             </wp:cNvGraphicFramePr>
@@ -4287,7 +4348,7 @@
                     <pic:cNvPicPr/>
                   </pic:nvPicPr>
                   <pic:blipFill>
-                    <a:blip r:embed="rId16"/>
+                    <a:blip r:embed="rId17"/>
                     <a:stretch>
                       <a:fillRect/>
                     </a:stretch>
@@ -5335,7 +5396,7 @@
         <w:drawing>
           <wp:inline xmlns:a="http://schemas.openxmlformats.org/drawingml/2006/main" xmlns:pic="http://schemas.openxmlformats.org/drawingml/2006/picture">
             <wp:extent cx="1800000" cy="504942"/>
-            <wp:docPr id="7" name="Picture 7"/>
+            <wp:docPr id="8" name="Picture 8"/>
             <wp:cNvGraphicFramePr>
               <a:graphicFrameLocks noChangeAspect="1"/>
             </wp:cNvGraphicFramePr>
@@ -5347,7 +5408,7 @@
                     <pic:cNvPicPr/>
                   </pic:nvPicPr>
                   <pic:blipFill>
-                    <a:blip r:embed="rId17"/>
+                    <a:blip r:embed="rId18"/>
                     <a:stretch>
                       <a:fillRect/>
                     </a:stretch>
@@ -6894,7 +6955,7 @@
         <w:drawing>
           <wp:inline xmlns:a="http://schemas.openxmlformats.org/drawingml/2006/main" xmlns:pic="http://schemas.openxmlformats.org/drawingml/2006/picture">
             <wp:extent cx="1620000" cy="1315849"/>
-            <wp:docPr id="8" name="Picture 8"/>
+            <wp:docPr id="9" name="Picture 9"/>
             <wp:cNvGraphicFramePr>
               <a:graphicFrameLocks noChangeAspect="1"/>
             </wp:cNvGraphicFramePr>
@@ -6906,7 +6967,7 @@
                     <pic:cNvPicPr/>
                   </pic:nvPicPr>
                   <pic:blipFill>
-                    <a:blip r:embed="rId18"/>
+                    <a:blip r:embed="rId19"/>
                     <a:stretch>
                       <a:fillRect/>
                     </a:stretch>
@@ -8678,7 +8739,7 @@
         <w:drawing>
           <wp:inline xmlns:a="http://schemas.openxmlformats.org/drawingml/2006/main" xmlns:pic="http://schemas.openxmlformats.org/drawingml/2006/picture">
             <wp:extent cx="1800000" cy="1279999"/>
-            <wp:docPr id="9" name="Picture 9"/>
+            <wp:docPr id="10" name="Picture 10"/>
             <wp:cNvGraphicFramePr>
               <a:graphicFrameLocks noChangeAspect="1"/>
             </wp:cNvGraphicFramePr>
@@ -8690,7 +8751,7 @@
                     <pic:cNvPicPr/>
                   </pic:nvPicPr>
                   <pic:blipFill>
-                    <a:blip r:embed="rId19"/>
+                    <a:blip r:embed="rId20"/>
                     <a:stretch>
                       <a:fillRect/>
                     </a:stretch>
@@ -8904,7 +8965,7 @@
         <w:drawing>
           <wp:inline xmlns:a="http://schemas.openxmlformats.org/drawingml/2006/main" xmlns:pic="http://schemas.openxmlformats.org/drawingml/2006/picture">
             <wp:extent cx="1440000" cy="1387886"/>
-            <wp:docPr id="10" name="Picture 10"/>
+            <wp:docPr id="11" name="Picture 11"/>
             <wp:cNvGraphicFramePr>
               <a:graphicFrameLocks noChangeAspect="1"/>
             </wp:cNvGraphicFramePr>
@@ -8916,7 +8977,7 @@
                     <pic:cNvPicPr/>
                   </pic:nvPicPr>
                   <pic:blipFill>
-                    <a:blip r:embed="rId20"/>
+                    <a:blip r:embed="rId21"/>
                     <a:stretch>
                       <a:fillRect/>
                     </a:stretch>
@@ -9607,7 +9668,7 @@
         <w:drawing>
           <wp:inline xmlns:a="http://schemas.openxmlformats.org/drawingml/2006/main" xmlns:pic="http://schemas.openxmlformats.org/drawingml/2006/picture">
             <wp:extent cx="2160000" cy="1209103"/>
-            <wp:docPr id="11" name="Picture 11"/>
+            <wp:docPr id="12" name="Picture 12"/>
             <wp:cNvGraphicFramePr>
               <a:graphicFrameLocks noChangeAspect="1"/>
             </wp:cNvGraphicFramePr>
@@ -9619,7 +9680,7 @@
                     <pic:cNvPicPr/>
                   </pic:nvPicPr>
                   <pic:blipFill>
-                    <a:blip r:embed="rId21"/>
+                    <a:blip r:embed="rId22"/>
                     <a:stretch>
                       <a:fillRect/>
                     </a:stretch>
@@ -11606,7 +11667,7 @@
         <w:drawing>
           <wp:inline xmlns:a="http://schemas.openxmlformats.org/drawingml/2006/main" xmlns:pic="http://schemas.openxmlformats.org/drawingml/2006/picture">
             <wp:extent cx="1007999" cy="1892988"/>
-            <wp:docPr id="12" name="Picture 12"/>
+            <wp:docPr id="13" name="Picture 13"/>
             <wp:cNvGraphicFramePr>
               <a:graphicFrameLocks noChangeAspect="1"/>
             </wp:cNvGraphicFramePr>
@@ -11618,7 +11679,7 @@
                     <pic:cNvPicPr/>
                   </pic:nvPicPr>
                   <pic:blipFill>
-                    <a:blip r:embed="rId22"/>
+                    <a:blip r:embed="rId23"/>
                     <a:stretch>
                       <a:fillRect/>
                     </a:stretch>
@@ -11731,7 +11792,7 @@
         <w:drawing>
           <wp:inline xmlns:a="http://schemas.openxmlformats.org/drawingml/2006/main" xmlns:pic="http://schemas.openxmlformats.org/drawingml/2006/picture">
             <wp:extent cx="2520000" cy="1987836"/>
-            <wp:docPr id="13" name="Picture 13"/>
+            <wp:docPr id="14" name="Picture 14"/>
             <wp:cNvGraphicFramePr>
               <a:graphicFrameLocks noChangeAspect="1"/>
             </wp:cNvGraphicFramePr>
@@ -11743,7 +11804,7 @@
                     <pic:cNvPicPr/>
                   </pic:nvPicPr>
                   <pic:blipFill>
-                    <a:blip r:embed="rId23"/>
+                    <a:blip r:embed="rId24"/>
                     <a:stretch>
                       <a:fillRect/>
                     </a:stretch>
@@ -12504,7 +12565,7 @@
         <w:drawing>
           <wp:inline xmlns:a="http://schemas.openxmlformats.org/drawingml/2006/main" xmlns:pic="http://schemas.openxmlformats.org/drawingml/2006/picture">
             <wp:extent cx="1980000" cy="1751538"/>
-            <wp:docPr id="14" name="Picture 14"/>
+            <wp:docPr id="15" name="Picture 15"/>
             <wp:cNvGraphicFramePr>
               <a:graphicFrameLocks noChangeAspect="1"/>
             </wp:cNvGraphicFramePr>
@@ -12516,7 +12577,7 @@
                     <pic:cNvPicPr/>
                   </pic:nvPicPr>
                   <pic:blipFill>
-                    <a:blip r:embed="rId24"/>
+                    <a:blip r:embed="rId25"/>
                     <a:stretch>
                       <a:fillRect/>
                     </a:stretch>
@@ -13198,7 +13259,7 @@
         <w:drawing>
           <wp:inline xmlns:a="http://schemas.openxmlformats.org/drawingml/2006/main" xmlns:pic="http://schemas.openxmlformats.org/drawingml/2006/picture">
             <wp:extent cx="6300000" cy="3537572"/>
-            <wp:docPr id="15" name="Picture 15"/>
+            <wp:docPr id="16" name="Picture 16"/>
             <wp:cNvGraphicFramePr>
               <a:graphicFrameLocks noChangeAspect="1"/>
             </wp:cNvGraphicFramePr>
@@ -13210,7 +13271,7 @@
                     <pic:cNvPicPr/>
                   </pic:nvPicPr>
                   <pic:blipFill>
-                    <a:blip r:embed="rId25"/>
+                    <a:blip r:embed="rId26"/>
                     <a:stretch>
                       <a:fillRect/>
                     </a:stretch>
@@ -13271,7 +13332,7 @@
               <w:drawing>
                 <wp:inline xmlns:a="http://schemas.openxmlformats.org/drawingml/2006/main" xmlns:pic="http://schemas.openxmlformats.org/drawingml/2006/picture">
                   <wp:extent cx="1296000" cy="1296000"/>
-                  <wp:docPr id="16" name="Picture 16"/>
+                  <wp:docPr id="17" name="Picture 17"/>
                   <wp:cNvGraphicFramePr>
                     <a:graphicFrameLocks noChangeAspect="1"/>
                   </wp:cNvGraphicFramePr>
@@ -13283,7 +13344,7 @@
                           <pic:cNvPicPr/>
                         </pic:nvPicPr>
                         <pic:blipFill>
-                          <a:blip r:embed="rId26"/>
+                          <a:blip r:embed="rId27"/>
                           <a:stretch>
                             <a:fillRect/>
                           </a:stretch>
@@ -20462,6 +20523,84 @@
                 <w:sz w:val="24"/>
               </w:rPr>
               <w:t>Dùng ở</w:t>
+            </w:r>
+          </w:p>
+        </w:tc>
+      </w:tr>
+      <w:tr>
+        <w:tc>
+          <w:tcPr>
+            <w:tcW w:type="dxa" w:w="3061"/>
+            <w:vAlign w:val="center"/>
+          </w:tcPr>
+          <w:p>
+            <w:pPr>
+              <w:spacing w:before="0" w:after="20" w:line="264" w:lineRule="auto"/>
+              <w:jc w:val="left"/>
+            </w:pPr>
+            <w:r>
+              <w:rPr>
+                <w:rFonts w:ascii="Times New Roman" w:hAnsi="Times New Roman" w:eastAsia="Times New Roman" w:cs="Times New Roman"/>
+                <w:sz w:val="24"/>
+              </w:rPr>
+              <w:t>Video mở đầu – Bài 9. Tích của một vectơ với một số (GV tự dựng)</w:t>
+            </w:r>
+          </w:p>
+        </w:tc>
+        <w:tc>
+          <w:tcPr>
+            <w:tcW w:type="dxa" w:w="2041"/>
+            <w:vAlign w:val="center"/>
+          </w:tcPr>
+          <w:p>
+            <w:pPr>
+              <w:spacing w:before="0" w:after="20" w:line="264" w:lineRule="auto"/>
+              <w:jc w:val="center"/>
+            </w:pPr>
+            <w:r>
+              <w:rPr>
+                <w:rFonts w:ascii="Times New Roman" w:hAnsi="Times New Roman" w:eastAsia="Times New Roman" w:cs="Times New Roman"/>
+                <w:sz w:val="24"/>
+              </w:rPr>
+              <w:t>Taode_thi_online (ảnh Wikimedia Commons, giọng đọc tổng hợp)</w:t>
+            </w:r>
+          </w:p>
+        </w:tc>
+        <w:tc>
+          <w:tcPr>
+            <w:tcW w:type="dxa" w:w="3061"/>
+            <w:vAlign w:val="center"/>
+          </w:tcPr>
+          <w:p>
+            <w:pPr>
+              <w:spacing w:before="0" w:after="20" w:line="264" w:lineRule="auto"/>
+              <w:jc w:val="center"/>
+            </w:pPr>
+            <w:r>
+              <w:rPr>
+                <w:rFonts w:ascii="Times New Roman" w:hAnsi="Times New Roman" w:eastAsia="Times New Roman" w:cs="Times New Roman"/>
+                <w:sz w:val="24"/>
+              </w:rPr>
+              <w:t>https://trangtu66.github.io/Taode_thi_online/mon/toan/video/lop10/VIDEO_MoDau_TOAN10_Bai9_TichVectoVoiMotSo.mp4</w:t>
+            </w:r>
+          </w:p>
+        </w:tc>
+        <w:tc>
+          <w:tcPr>
+            <w:tcW w:type="dxa" w:w="2041"/>
+            <w:vAlign w:val="center"/>
+          </w:tcPr>
+          <w:p>
+            <w:pPr>
+              <w:spacing w:before="0" w:after="20" w:line="264" w:lineRule="auto"/>
+              <w:jc w:val="center"/>
+            </w:pPr>
+            <w:r>
+              <w:rPr>
+                <w:rFonts w:ascii="Times New Roman" w:hAnsi="Times New Roman" w:eastAsia="Times New Roman" w:cs="Times New Roman"/>
+                <w:sz w:val="24"/>
+              </w:rPr>
+              <w:t>HĐ1 – chiếu đầu Tiết 1</w:t>
             </w:r>
           </w:p>
         </w:tc>
